--- a/Non-commercial source code license.docx
+++ b/Non-commercial source code license.docx
@@ -236,6 +236,7 @@
         </w:rPr>
         <w:t xml:space="preserve">STRATA hereby </w:t>
       </w:r>
+      <w:proofErr w:type="gramStart"/>
       <w:r>
         <w:rPr>
           <w:sz w:val="22"/>
@@ -250,6 +251,7 @@
         </w:rPr>
         <w:t>s</w:t>
       </w:r>
+      <w:proofErr w:type="gramEnd"/>
       <w:r>
         <w:rPr>
           <w:sz w:val="22"/>
@@ -522,7 +524,21 @@
           <w:sz w:val="22"/>
           <w:szCs w:val="22"/>
         </w:rPr>
-        <w:t>(jmueller@colostate.edu)</w:t>
+        <w:t>(</w:t>
+      </w:r>
+      <w:r>
+        <w:rPr>
+          <w:sz w:val="22"/>
+          <w:szCs w:val="22"/>
+        </w:rPr>
+        <w:t>Jennifer.l.</w:t>
+      </w:r>
+      <w:r>
+        <w:rPr>
+          <w:sz w:val="22"/>
+          <w:szCs w:val="22"/>
+        </w:rPr>
+        <w:t>mueller@colostate.edu)</w:t>
       </w:r>
       <w:r>
         <w:rPr>
@@ -561,7 +577,25 @@
           <w:sz w:val="22"/>
           <w:szCs w:val="22"/>
         </w:rPr>
-        <w:t>The Developers and CSU are not required to provide any assistance or technical support to Recipient.</w:t>
+        <w:t xml:space="preserve">The Developers and CSU are not required to provide any assistance or technical support to </w:t>
+      </w:r>
+      <w:proofErr w:type="gramStart"/>
+      <w:r>
+        <w:rPr>
+          <w:color w:val="000000"/>
+          <w:sz w:val="22"/>
+          <w:szCs w:val="22"/>
+        </w:rPr>
+        <w:t>Recipient</w:t>
+      </w:r>
+      <w:proofErr w:type="gramEnd"/>
+      <w:r>
+        <w:rPr>
+          <w:color w:val="000000"/>
+          <w:sz w:val="22"/>
+          <w:szCs w:val="22"/>
+        </w:rPr>
+        <w:t>.</w:t>
       </w:r>
     </w:p>
     <w:p>
@@ -654,7 +688,25 @@
           <w:sz w:val="22"/>
           <w:szCs w:val="22"/>
         </w:rPr>
-        <w:t xml:space="preserve"> substantially similar to </w:t>
+        <w:t xml:space="preserve"> substantially </w:t>
+      </w:r>
+      <w:proofErr w:type="gramStart"/>
+      <w:r>
+        <w:rPr>
+          <w:color w:val="000000"/>
+          <w:sz w:val="22"/>
+          <w:szCs w:val="22"/>
+        </w:rPr>
+        <w:t>similar to</w:t>
+      </w:r>
+      <w:proofErr w:type="gramEnd"/>
+      <w:r>
+        <w:rPr>
+          <w:color w:val="000000"/>
+          <w:sz w:val="22"/>
+          <w:szCs w:val="22"/>
+        </w:rPr>
+        <w:t xml:space="preserve"> </w:t>
       </w:r>
       <w:r>
         <w:rPr>
@@ -718,7 +770,34 @@
           <w:sz w:val="22"/>
           <w:szCs w:val="22"/>
         </w:rPr>
-        <w:t xml:space="preserve"> and its licensees shall not be constrained in any way by Recipient</w:t>
+        <w:t xml:space="preserve"> and its </w:t>
+      </w:r>
+      <w:proofErr w:type="gramStart"/>
+      <w:r>
+        <w:rPr>
+          <w:color w:val="000000"/>
+          <w:sz w:val="22"/>
+          <w:szCs w:val="22"/>
+        </w:rPr>
+        <w:t>licensees</w:t>
+      </w:r>
+      <w:proofErr w:type="gramEnd"/>
+      <w:r>
+        <w:rPr>
+          <w:color w:val="000000"/>
+          <w:sz w:val="22"/>
+          <w:szCs w:val="22"/>
+        </w:rPr>
+        <w:t xml:space="preserve"> shall not be constrained in any way by </w:t>
+      </w:r>
+      <w:proofErr w:type="gramStart"/>
+      <w:r>
+        <w:rPr>
+          <w:color w:val="000000"/>
+          <w:sz w:val="22"/>
+          <w:szCs w:val="22"/>
+        </w:rPr>
+        <w:t>Recipient</w:t>
       </w:r>
       <w:r>
         <w:rPr>
@@ -728,6 +807,7 @@
         </w:rPr>
         <w:t>’s</w:t>
       </w:r>
+      <w:proofErr w:type="gramEnd"/>
       <w:r>
         <w:rPr>
           <w:color w:val="000000"/>
@@ -814,6 +894,73 @@
         </w:rPr>
         <w:t>Recipient and Developer will acknowledge in their respective publications the contributions made to each other’s research involving or based on the Software. The current citations for Software are:</w:t>
       </w:r>
+    </w:p>
+    <w:p>
+      <w:pPr>
+        <w:pStyle w:val="ListParagraph"/>
+        <w:rPr>
+          <w:i/>
+          <w:color w:val="000000"/>
+          <w:sz w:val="22"/>
+          <w:szCs w:val="22"/>
+        </w:rPr>
+      </w:pPr>
+    </w:p>
+    <w:p>
+      <w:pPr>
+        <w:ind w:left="720"/>
+        <w:rPr>
+          <w:sz w:val="22"/>
+          <w:szCs w:val="22"/>
+        </w:rPr>
+      </w:pPr>
+      <w:r>
+        <w:rPr>
+          <w:i/>
+          <w:color w:val="000000"/>
+          <w:sz w:val="22"/>
+          <w:szCs w:val="22"/>
+        </w:rPr>
+        <w:t>Howard, K., Rocheleau, C., Overton, T., Nava, J. B., Faldet, M., Moen, K., ... &amp; Mueller, J. L. (2025). A comparison of techniques to improve pulmonary EIT image resolution using a database of simulated EIT images. </w:t>
+      </w:r>
+      <w:r>
+        <w:rPr>
+          <w:i/>
+          <w:iCs/>
+          <w:color w:val="000000"/>
+          <w:sz w:val="22"/>
+          <w:szCs w:val="22"/>
+        </w:rPr>
+        <w:t>Journal of Computational and Applied Mathematics</w:t>
+      </w:r>
+      <w:r>
+        <w:rPr>
+          <w:i/>
+          <w:color w:val="000000"/>
+          <w:sz w:val="22"/>
+          <w:szCs w:val="22"/>
+        </w:rPr>
+        <w:t>, </w:t>
+      </w:r>
+      <w:r>
+        <w:rPr>
+          <w:i/>
+          <w:iCs/>
+          <w:color w:val="000000"/>
+          <w:sz w:val="22"/>
+          <w:szCs w:val="22"/>
+        </w:rPr>
+        <w:t>460</w:t>
+      </w:r>
+      <w:r>
+        <w:rPr>
+          <w:i/>
+          <w:color w:val="000000"/>
+          <w:sz w:val="22"/>
+          <w:szCs w:val="22"/>
+        </w:rPr>
+        <w:t>, 116415.</w:t>
+      </w:r>
       <w:r>
         <w:rPr>
           <w:i/>
@@ -878,6 +1025,7 @@
           <w:sz w:val="22"/>
           <w:szCs w:val="22"/>
         </w:rPr>
+        <w:lastRenderedPageBreak/>
         <w:t>Attn: Vice President, Technology Transfer</w:t>
       </w:r>
     </w:p>
@@ -966,7 +1114,6 @@
           <w:sz w:val="22"/>
           <w:szCs w:val="22"/>
         </w:rPr>
-        <w:lastRenderedPageBreak/>
         <w:tab/>
       </w:r>
       <w:r>
@@ -975,7 +1122,22 @@
           <w:szCs w:val="22"/>
         </w:rPr>
         <w:tab/>
-        <w:t>Email : license.notices@csustrata.org</w:t>
+      </w:r>
+      <w:proofErr w:type="gramStart"/>
+      <w:r>
+        <w:rPr>
+          <w:sz w:val="22"/>
+          <w:szCs w:val="22"/>
+        </w:rPr>
+        <w:t>Email :</w:t>
+      </w:r>
+      <w:proofErr w:type="gramEnd"/>
+      <w:r>
+        <w:rPr>
+          <w:sz w:val="22"/>
+          <w:szCs w:val="22"/>
+        </w:rPr>
+        <w:t xml:space="preserve"> license.notices@csustrata.org</w:t>
       </w:r>
       <w:r>
         <w:rPr>
@@ -1059,7 +1221,39 @@
           <w:sz w:val="22"/>
           <w:szCs w:val="22"/>
         </w:rPr>
-        <w:t xml:space="preserve">incorporates material from the project(s) listed below (collectively, “Third Party Code”). The original copyright notice and license of such Third Party Code are set out below. This Third Party Code is licensed to you under their original license terms set forth below. </w:t>
+        <w:t xml:space="preserve">incorporates material from the project(s) listed below (collectively, “Third Party Code”). The original copyright notice and license of such </w:t>
+      </w:r>
+      <w:proofErr w:type="gramStart"/>
+      <w:r>
+        <w:rPr>
+          <w:sz w:val="22"/>
+          <w:szCs w:val="22"/>
+        </w:rPr>
+        <w:t>Third Party</w:t>
+      </w:r>
+      <w:proofErr w:type="gramEnd"/>
+      <w:r>
+        <w:rPr>
+          <w:sz w:val="22"/>
+          <w:szCs w:val="22"/>
+        </w:rPr>
+        <w:t xml:space="preserve"> Code are set out below. This </w:t>
+      </w:r>
+      <w:proofErr w:type="gramStart"/>
+      <w:r>
+        <w:rPr>
+          <w:sz w:val="22"/>
+          <w:szCs w:val="22"/>
+        </w:rPr>
+        <w:t>Third Party</w:t>
+      </w:r>
+      <w:proofErr w:type="gramEnd"/>
+      <w:r>
+        <w:rPr>
+          <w:sz w:val="22"/>
+          <w:szCs w:val="22"/>
+        </w:rPr>
+        <w:t xml:space="preserve"> Code is licensed to you under their original license terms set forth below. </w:t>
       </w:r>
     </w:p>
     <w:p>
@@ -1784,7 +1978,6 @@
   <w:style w:type="character" w:default="1" w:styleId="DefaultParagraphFont">
     <w:name w:val="Default Paragraph Font"/>
     <w:uiPriority w:val="1"/>
-    <w:semiHidden/>
     <w:unhideWhenUsed/>
   </w:style>
   <w:style w:type="table" w:default="1" w:styleId="TableNormal">
